--- a/Fase 2/Evidencias de Proyecto/Documento 01- Product Vision.docx
+++ b/Fase 2/Evidencias de Proyecto/Documento 01- Product Vision.docx
@@ -113,7 +113,7 @@
                   </w:tcPr>
                   <w:p>
                     <w:pPr>
-                      <w:pStyle w:val="Sinespaciado"/>
+                      <w:pStyle w:val="NoSpacing"/>
                       <w:jc w:val="center"/>
                       <w:rPr>
                         <w:rFonts w:eastAsiaTheme="majorEastAsia" w:cstheme="minorHAnsi"/>
@@ -173,7 +173,7 @@
                   </w:tcPr>
                   <w:p>
                     <w:pPr>
-                      <w:pStyle w:val="Sinespaciado"/>
+                      <w:pStyle w:val="NoSpacing"/>
                       <w:jc w:val="center"/>
                       <w:rPr>
                         <w:rFonts w:eastAsiaTheme="majorEastAsia" w:cstheme="minorHAnsi"/>
@@ -220,7 +220,7 @@
               </w:tcPr>
               <w:p>
                 <w:pPr>
-                  <w:pStyle w:val="Sinespaciado"/>
+                  <w:pStyle w:val="NoSpacing"/>
                   <w:jc w:val="center"/>
                   <w:rPr>
                     <w:rFonts w:cstheme="minorHAnsi"/>
@@ -241,7 +241,7 @@
               </w:tcPr>
               <w:p>
                 <w:pPr>
-                  <w:pStyle w:val="Sinespaciado"/>
+                  <w:pStyle w:val="NoSpacing"/>
                   <w:jc w:val="center"/>
                   <w:rPr>
                     <w:rFonts w:cstheme="minorHAnsi"/>
@@ -329,7 +329,7 @@
                   </w:tcPr>
                   <w:p>
                     <w:pPr>
-                      <w:pStyle w:val="Sinespaciado"/>
+                      <w:pStyle w:val="NoSpacing"/>
                       <w:jc w:val="center"/>
                       <w:rPr>
                         <w:rFonts w:cstheme="minorHAnsi"/>
@@ -343,7 +343,23 @@
                         <w:b/>
                         <w:bCs/>
                       </w:rPr>
-                      <w:t>04/10/2026</w:t>
+                      <w:t>0</w:t>
+                    </w:r>
+                    <w:r>
+                      <w:rPr>
+                        <w:rFonts w:cstheme="minorHAnsi"/>
+                        <w:b/>
+                        <w:bCs/>
+                      </w:rPr>
+                      <w:t>4</w:t>
+                    </w:r>
+                    <w:r>
+                      <w:rPr>
+                        <w:rFonts w:cstheme="minorHAnsi"/>
+                        <w:b/>
+                        <w:bCs/>
+                      </w:rPr>
+                      <w:t>/10/2026</w:t>
                     </w:r>
                   </w:p>
                 </w:tc>
@@ -396,7 +412,7 @@
                   </w:tcPr>
                   <w:p>
                     <w:pPr>
-                      <w:pStyle w:val="Sinespaciado"/>
+                      <w:pStyle w:val="NoSpacing"/>
                       <w:rPr>
                         <w:rFonts w:cstheme="minorHAnsi"/>
                       </w:rPr>
@@ -524,7 +540,7 @@
       <w:sdtContent>
         <w:p>
           <w:pPr>
-            <w:pStyle w:val="TtuloTDC"/>
+            <w:pStyle w:val="TOCHeading"/>
             <w:jc w:val="both"/>
             <w:rPr>
               <w:rFonts w:asciiTheme="minorHAnsi" w:hAnsiTheme="minorHAnsi" w:cstheme="minorHAnsi"/>
@@ -539,7 +555,7 @@
         </w:p>
         <w:p>
           <w:pPr>
-            <w:pStyle w:val="TDC1"/>
+            <w:pStyle w:val="TOC1"/>
             <w:tabs>
               <w:tab w:val="left" w:pos="440"/>
               <w:tab w:val="right" w:leader="dot" w:pos="8828"/>
@@ -585,7 +601,7 @@
           <w:hyperlink w:anchor="_Toc241503854" w:history="1">
             <w:r>
               <w:rPr>
-                <w:rStyle w:val="Hipervnculo"/>
+                <w:rStyle w:val="Hyperlink"/>
                 <w:rFonts w:eastAsia="Times New Roman" w:cstheme="minorHAnsi"/>
                 <w:noProof/>
                 <w:kern w:val="32"/>
@@ -609,7 +625,7 @@
             </w:r>
             <w:r>
               <w:rPr>
-                <w:rStyle w:val="Hipervnculo"/>
+                <w:rStyle w:val="Hyperlink"/>
                 <w:rFonts w:eastAsia="Times New Roman" w:cstheme="minorHAnsi"/>
                 <w:noProof/>
                 <w:kern w:val="32"/>
@@ -668,7 +684,7 @@
         </w:p>
         <w:p>
           <w:pPr>
-            <w:pStyle w:val="TDC1"/>
+            <w:pStyle w:val="TOC1"/>
             <w:tabs>
               <w:tab w:val="left" w:pos="440"/>
               <w:tab w:val="right" w:leader="dot" w:pos="8828"/>
@@ -689,7 +705,7 @@
           <w:hyperlink w:anchor="_Toc241503855" w:history="1">
             <w:r>
               <w:rPr>
-                <w:rStyle w:val="Hipervnculo"/>
+                <w:rStyle w:val="Hyperlink"/>
                 <w:noProof/>
               </w:rPr>
               <w:t>3</w:t>
@@ -711,7 +727,7 @@
             </w:r>
             <w:r>
               <w:rPr>
-                <w:rStyle w:val="Hipervnculo"/>
+                <w:rStyle w:val="Hyperlink"/>
                 <w:noProof/>
               </w:rPr>
               <w:t>Integrantes:</w:t>
@@ -768,7 +784,7 @@
         </w:p>
         <w:p>
           <w:pPr>
-            <w:pStyle w:val="TDC1"/>
+            <w:pStyle w:val="TOC1"/>
             <w:tabs>
               <w:tab w:val="left" w:pos="440"/>
               <w:tab w:val="right" w:leader="dot" w:pos="8828"/>
@@ -789,7 +805,7 @@
           <w:hyperlink w:anchor="_Toc241503856" w:history="1">
             <w:r>
               <w:rPr>
-                <w:rStyle w:val="Hipervnculo"/>
+                <w:rStyle w:val="Hyperlink"/>
                 <w:rFonts w:cstheme="minorHAnsi"/>
                 <w:noProof/>
               </w:rPr>
@@ -812,7 +828,7 @@
             </w:r>
             <w:r>
               <w:rPr>
-                <w:rStyle w:val="Hipervnculo"/>
+                <w:rStyle w:val="Hyperlink"/>
                 <w:rFonts w:cstheme="minorHAnsi"/>
                 <w:noProof/>
               </w:rPr>
@@ -870,7 +886,7 @@
         </w:p>
         <w:p>
           <w:pPr>
-            <w:pStyle w:val="TDC2"/>
+            <w:pStyle w:val="TOC2"/>
             <w:tabs>
               <w:tab w:val="left" w:pos="880"/>
               <w:tab w:val="right" w:leader="dot" w:pos="8828"/>
@@ -889,7 +905,7 @@
           <w:hyperlink w:anchor="_Toc241503857" w:history="1">
             <w:r>
               <w:rPr>
-                <w:rStyle w:val="Hipervnculo"/>
+                <w:rStyle w:val="Hyperlink"/>
                 <w:rFonts w:cstheme="minorHAnsi"/>
                 <w:noProof/>
               </w:rPr>
@@ -910,7 +926,7 @@
             </w:r>
             <w:r>
               <w:rPr>
-                <w:rStyle w:val="Hipervnculo"/>
+                <w:rStyle w:val="Hyperlink"/>
                 <w:rFonts w:cstheme="minorHAnsi"/>
                 <w:noProof/>
               </w:rPr>
@@ -968,7 +984,7 @@
         </w:p>
         <w:p>
           <w:pPr>
-            <w:pStyle w:val="TDC2"/>
+            <w:pStyle w:val="TOC2"/>
             <w:tabs>
               <w:tab w:val="left" w:pos="880"/>
               <w:tab w:val="right" w:leader="dot" w:pos="8828"/>
@@ -987,7 +1003,7 @@
           <w:hyperlink w:anchor="_Toc241503858" w:history="1">
             <w:r>
               <w:rPr>
-                <w:rStyle w:val="Hipervnculo"/>
+                <w:rStyle w:val="Hyperlink"/>
                 <w:noProof/>
               </w:rPr>
               <w:t>4.2</w:t>
@@ -1007,7 +1023,7 @@
             </w:r>
             <w:r>
               <w:rPr>
-                <w:rStyle w:val="Hipervnculo"/>
+                <w:rStyle w:val="Hyperlink"/>
                 <w:noProof/>
               </w:rPr>
               <w:t>Usuarios</w:t>
@@ -1064,7 +1080,7 @@
         </w:p>
         <w:p>
           <w:pPr>
-            <w:pStyle w:val="TDC3"/>
+            <w:pStyle w:val="TOC3"/>
             <w:tabs>
               <w:tab w:val="left" w:pos="1320"/>
               <w:tab w:val="right" w:leader="dot" w:pos="8828"/>
@@ -1084,7 +1100,7 @@
           <w:hyperlink w:anchor="_Toc241503859" w:history="1">
             <w:r>
               <w:rPr>
-                <w:rStyle w:val="Hipervnculo"/>
+                <w:rStyle w:val="Hyperlink"/>
                 <w:noProof/>
               </w:rPr>
               <w:t>4.2.1</w:t>
@@ -1105,7 +1121,7 @@
             </w:r>
             <w:r>
               <w:rPr>
-                <w:rStyle w:val="Hipervnculo"/>
+                <w:rStyle w:val="Hyperlink"/>
                 <w:noProof/>
               </w:rPr>
               <w:t>Usuario 1</w:t>
@@ -1162,7 +1178,7 @@
         </w:p>
         <w:p>
           <w:pPr>
-            <w:pStyle w:val="TDC3"/>
+            <w:pStyle w:val="TOC3"/>
             <w:tabs>
               <w:tab w:val="left" w:pos="1320"/>
               <w:tab w:val="right" w:leader="dot" w:pos="8828"/>
@@ -1182,7 +1198,7 @@
           <w:hyperlink w:anchor="_Toc241503860" w:history="1">
             <w:r>
               <w:rPr>
-                <w:rStyle w:val="Hipervnculo"/>
+                <w:rStyle w:val="Hyperlink"/>
                 <w:noProof/>
               </w:rPr>
               <w:t>4.2.2</w:t>
@@ -1203,10 +1219,17 @@
             </w:r>
             <w:r>
               <w:rPr>
-                <w:rStyle w:val="Hipervnculo"/>
-                <w:noProof/>
-              </w:rPr>
-              <w:t>Usuario 1</w:t>
+                <w:rStyle w:val="Hyperlink"/>
+                <w:noProof/>
+              </w:rPr>
+              <w:t xml:space="preserve">Usuario </w:t>
+            </w:r>
+            <w:r>
+              <w:rPr>
+                <w:rStyle w:val="Hyperlink"/>
+                <w:noProof/>
+              </w:rPr>
+              <w:t>2</w:t>
             </w:r>
             <w:r>
               <w:rPr>
@@ -1260,7 +1283,7 @@
         </w:p>
         <w:p>
           <w:pPr>
-            <w:pStyle w:val="TDC3"/>
+            <w:pStyle w:val="TOC3"/>
             <w:tabs>
               <w:tab w:val="left" w:pos="1320"/>
               <w:tab w:val="right" w:leader="dot" w:pos="8828"/>
@@ -1280,7 +1303,7 @@
           <w:hyperlink w:anchor="_Toc241503861" w:history="1">
             <w:r>
               <w:rPr>
-                <w:rStyle w:val="Hipervnculo"/>
+                <w:rStyle w:val="Hyperlink"/>
                 <w:noProof/>
               </w:rPr>
               <w:t>4.2.3</w:t>
@@ -1301,10 +1324,17 @@
             </w:r>
             <w:r>
               <w:rPr>
-                <w:rStyle w:val="Hipervnculo"/>
-                <w:noProof/>
-              </w:rPr>
-              <w:t>Usuario 1</w:t>
+                <w:rStyle w:val="Hyperlink"/>
+                <w:noProof/>
+              </w:rPr>
+              <w:t xml:space="preserve">Usuario </w:t>
+            </w:r>
+            <w:r>
+              <w:rPr>
+                <w:rStyle w:val="Hyperlink"/>
+                <w:noProof/>
+              </w:rPr>
+              <w:t>3</w:t>
             </w:r>
             <w:r>
               <w:rPr>
@@ -1358,7 +1388,7 @@
         </w:p>
         <w:p>
           <w:pPr>
-            <w:pStyle w:val="TDC2"/>
+            <w:pStyle w:val="TOC2"/>
             <w:tabs>
               <w:tab w:val="left" w:pos="880"/>
               <w:tab w:val="right" w:leader="dot" w:pos="8828"/>
@@ -1377,7 +1407,7 @@
           <w:hyperlink w:anchor="_Toc241503862" w:history="1">
             <w:r>
               <w:rPr>
-                <w:rStyle w:val="Hipervnculo"/>
+                <w:rStyle w:val="Hyperlink"/>
                 <w:noProof/>
                 <w:lang w:val="es-ES" w:eastAsia="es-ES"/>
               </w:rPr>
@@ -1398,7 +1428,7 @@
             </w:r>
             <w:r>
               <w:rPr>
-                <w:rStyle w:val="Hipervnculo"/>
+                <w:rStyle w:val="Hyperlink"/>
                 <w:noProof/>
                 <w:lang w:val="es-ES" w:eastAsia="es-ES"/>
               </w:rPr>
@@ -1474,7 +1504,7 @@
     </w:sdt>
     <w:p>
       <w:pPr>
-        <w:pStyle w:val="Ttulo1"/>
+        <w:pStyle w:val="Heading1"/>
         <w:jc w:val="both"/>
         <w:rPr>
           <w:rFonts w:asciiTheme="minorHAnsi" w:eastAsia="Times New Roman" w:hAnsiTheme="minorHAnsi" w:cstheme="minorHAnsi"/>
@@ -1671,7 +1701,27 @@
                 <w:szCs w:val="24"/>
                 <w:lang w:val="es-ES" w:eastAsia="es-ES"/>
               </w:rPr>
-              <w:t>03/10/2026</w:t>
+              <w:t>0</w:t>
+            </w:r>
+            <w:r>
+              <w:rPr>
+                <w:rFonts w:cstheme="minorHAnsi"/>
+                <w:i/>
+                <w:color w:val="FF0000"/>
+                <w:szCs w:val="24"/>
+                <w:lang w:val="es-ES" w:eastAsia="es-ES"/>
+              </w:rPr>
+              <w:t>4</w:t>
+            </w:r>
+            <w:r>
+              <w:rPr>
+                <w:rFonts w:cstheme="minorHAnsi"/>
+                <w:i/>
+                <w:color w:val="FF0000"/>
+                <w:szCs w:val="24"/>
+                <w:lang w:val="es-ES" w:eastAsia="es-ES"/>
+              </w:rPr>
+              <w:t>/10/2026</w:t>
             </w:r>
           </w:p>
         </w:tc>
@@ -1765,226 +1815,7 @@
                 <w:szCs w:val="24"/>
                 <w:lang w:eastAsia="es-ES"/>
               </w:rPr>
-              <w:t xml:space="preserve">Creación del documento de </w:t>
-            </w:r>
-            <w:proofErr w:type="spellStart"/>
-            <w:r>
-              <w:rPr>
-                <w:rFonts w:cstheme="minorHAnsi"/>
-                <w:i/>
-                <w:color w:val="FF0000"/>
-                <w:szCs w:val="24"/>
-                <w:lang w:eastAsia="es-ES"/>
-              </w:rPr>
-              <w:t>Product</w:t>
-            </w:r>
-            <w:proofErr w:type="spellEnd"/>
-            <w:r>
-              <w:rPr>
-                <w:rFonts w:cstheme="minorHAnsi"/>
-                <w:i/>
-                <w:color w:val="FF0000"/>
-                <w:szCs w:val="24"/>
-                <w:lang w:eastAsia="es-ES"/>
-              </w:rPr>
-              <w:t xml:space="preserve"> Vision y definición de usuarios.</w:t>
-            </w:r>
-          </w:p>
-        </w:tc>
-      </w:tr>
-      <w:tr>
-        <w:trPr>
-          <w:trHeight w:val="1134"/>
-        </w:trPr>
-        <w:tc>
-          <w:tcPr>
-            <w:tcW w:w="1188" w:type="dxa"/>
-            <w:vAlign w:val="center"/>
-          </w:tcPr>
-          <w:p>
-            <w:pPr>
-              <w:jc w:val="both"/>
-              <w:rPr>
-                <w:rFonts w:asciiTheme="minorHAnsi" w:hAnsiTheme="minorHAnsi" w:cstheme="minorHAnsi"/>
-                <w:i/>
-                <w:color w:val="FF0000"/>
-                <w:szCs w:val="24"/>
-                <w:lang w:val="es-ES" w:eastAsia="es-ES"/>
-              </w:rPr>
-            </w:pPr>
-            <w:r>
-              <w:rPr>
-                <w:rFonts w:cstheme="minorHAnsi"/>
-                <w:i/>
-                <w:color w:val="FF0000"/>
-                <w:szCs w:val="24"/>
-                <w:lang w:val="es-ES" w:eastAsia="es-ES"/>
-              </w:rPr>
-              <w:fldChar w:fldCharType="begin"/>
-            </w:r>
-            <w:r>
-              <w:rPr>
-                <w:rFonts w:asciiTheme="minorHAnsi" w:hAnsiTheme="minorHAnsi" w:cstheme="minorHAnsi"/>
-                <w:i/>
-                <w:color w:val="FF0000"/>
-                <w:szCs w:val="24"/>
-                <w:lang w:val="es-ES" w:eastAsia="es-ES"/>
-              </w:rPr>
-              <w:instrText>MACROBUTTON NoMacro [Fecha]</w:instrText>
-            </w:r>
-            <w:r>
-              <w:rPr>
-                <w:rFonts w:cstheme="minorHAnsi"/>
-                <w:i/>
-                <w:color w:val="FF0000"/>
-                <w:szCs w:val="24"/>
-                <w:lang w:val="es-ES" w:eastAsia="es-ES"/>
-              </w:rPr>
-              <w:fldChar w:fldCharType="end"/>
-            </w:r>
-          </w:p>
-        </w:tc>
-        <w:tc>
-          <w:tcPr>
-            <w:tcW w:w="1080" w:type="dxa"/>
-            <w:vAlign w:val="center"/>
-          </w:tcPr>
-          <w:p>
-            <w:pPr>
-              <w:jc w:val="both"/>
-              <w:rPr>
-                <w:rFonts w:asciiTheme="minorHAnsi" w:hAnsiTheme="minorHAnsi" w:cstheme="minorHAnsi"/>
-                <w:i/>
-                <w:color w:val="FF0000"/>
-                <w:szCs w:val="24"/>
-                <w:lang w:val="es-ES" w:eastAsia="es-ES"/>
-              </w:rPr>
-            </w:pPr>
-            <w:r>
-              <w:rPr>
-                <w:rFonts w:cstheme="minorHAnsi"/>
-                <w:i/>
-                <w:color w:val="FF0000"/>
-                <w:szCs w:val="24"/>
-                <w:lang w:val="es-ES" w:eastAsia="es-ES"/>
-              </w:rPr>
-              <w:fldChar w:fldCharType="begin"/>
-            </w:r>
-            <w:r>
-              <w:rPr>
-                <w:rFonts w:asciiTheme="minorHAnsi" w:hAnsiTheme="minorHAnsi" w:cstheme="minorHAnsi"/>
-                <w:i/>
-                <w:color w:val="FF0000"/>
-                <w:szCs w:val="24"/>
-                <w:lang w:val="es-ES" w:eastAsia="es-ES"/>
-              </w:rPr>
-              <w:instrText>MACROBUTTON NoMacro [Rev]</w:instrText>
-            </w:r>
-            <w:r>
-              <w:rPr>
-                <w:rFonts w:cstheme="minorHAnsi"/>
-                <w:i/>
-                <w:color w:val="FF0000"/>
-                <w:szCs w:val="24"/>
-                <w:lang w:val="es-ES" w:eastAsia="es-ES"/>
-              </w:rPr>
-              <w:fldChar w:fldCharType="end"/>
-            </w:r>
-          </w:p>
-        </w:tc>
-        <w:tc>
-          <w:tcPr>
-            <w:tcW w:w="3060" w:type="dxa"/>
-            <w:vAlign w:val="center"/>
-          </w:tcPr>
-          <w:p>
-            <w:pPr>
-              <w:jc w:val="both"/>
-              <w:rPr>
-                <w:rFonts w:asciiTheme="minorHAnsi" w:hAnsiTheme="minorHAnsi" w:cstheme="minorHAnsi"/>
-                <w:i/>
-                <w:color w:val="FF0000"/>
-                <w:szCs w:val="24"/>
-                <w:lang w:val="es-ES" w:eastAsia="es-ES"/>
-              </w:rPr>
-            </w:pPr>
-            <w:r>
-              <w:rPr>
-                <w:rFonts w:cstheme="minorHAnsi"/>
-                <w:i/>
-                <w:color w:val="FF0000"/>
-                <w:szCs w:val="24"/>
-                <w:lang w:val="es-ES" w:eastAsia="es-ES"/>
-              </w:rPr>
-              <w:fldChar w:fldCharType="begin"/>
-            </w:r>
-            <w:r>
-              <w:rPr>
-                <w:rFonts w:asciiTheme="minorHAnsi" w:hAnsiTheme="minorHAnsi" w:cstheme="minorHAnsi"/>
-                <w:i/>
-                <w:color w:val="FF0000"/>
-                <w:szCs w:val="24"/>
-                <w:lang w:val="es-ES" w:eastAsia="es-ES"/>
-              </w:rPr>
-              <w:instrText>MACROBUTTON NoMacro [Descripcion]</w:instrText>
-            </w:r>
-            <w:r>
-              <w:rPr>
-                <w:rFonts w:cstheme="minorHAnsi"/>
-                <w:i/>
-                <w:color w:val="FF0000"/>
-                <w:szCs w:val="24"/>
-                <w:lang w:val="es-ES" w:eastAsia="es-ES"/>
-              </w:rPr>
-              <w:fldChar w:fldCharType="end"/>
-            </w:r>
-          </w:p>
-        </w:tc>
-        <w:tc>
-          <w:tcPr>
-            <w:tcW w:w="3316" w:type="dxa"/>
-            <w:vAlign w:val="center"/>
-          </w:tcPr>
-          <w:p>
-            <w:pPr>
-              <w:jc w:val="both"/>
-              <w:rPr>
-                <w:rFonts w:asciiTheme="minorHAnsi" w:hAnsiTheme="minorHAnsi" w:cstheme="minorHAnsi"/>
-                <w:i/>
-                <w:color w:val="FF0000"/>
-                <w:szCs w:val="24"/>
-                <w:lang w:val="es-ES" w:eastAsia="es-ES"/>
-              </w:rPr>
-            </w:pPr>
-            <w:r>
-              <w:rPr>
-                <w:rFonts w:cstheme="minorHAnsi"/>
-                <w:i/>
-                <w:color w:val="FF0000"/>
-                <w:szCs w:val="24"/>
-                <w:lang w:val="es-ES" w:eastAsia="es-ES"/>
-              </w:rPr>
-              <w:fldChar w:fldCharType="begin"/>
-            </w:r>
-            <w:r>
-              <w:rPr>
-                <w:rFonts w:asciiTheme="minorHAnsi" w:hAnsiTheme="minorHAnsi" w:cstheme="minorHAnsi"/>
-                <w:i/>
-                <w:color w:val="FF0000"/>
-                <w:szCs w:val="24"/>
-                <w:lang w:val="es-ES" w:eastAsia="es-ES"/>
-              </w:rPr>
-              <w:instrText>MACROBUTTON NoMacro [Descripcion]</w:instrText>
-            </w:r>
-            <w:r>
-              <w:rPr>
-                <w:rFonts w:cstheme="minorHAnsi"/>
-                <w:i/>
-                <w:color w:val="FF0000"/>
-                <w:szCs w:val="24"/>
-                <w:lang w:val="es-ES" w:eastAsia="es-ES"/>
-              </w:rPr>
-              <w:fldChar w:fldCharType="end"/>
+              <w:t>Creación del documento de Product Vision y definición de usuarios.</w:t>
             </w:r>
           </w:p>
         </w:tc>
@@ -2032,6 +1863,7 @@
         <w:jc w:val="both"/>
         <w:rPr>
           <w:rFonts w:eastAsia="Times New Roman" w:cstheme="minorHAnsi"/>
+          <w:color w:val="FF0000"/>
           <w:sz w:val="20"/>
           <w:szCs w:val="24"/>
           <w:lang w:val="es-ES" w:eastAsia="es-ES"/>
@@ -2054,7 +1886,7 @@
           <w:szCs w:val="24"/>
           <w:lang w:val="es-ES" w:eastAsia="es-ES"/>
         </w:rPr>
-        <w:fldChar w:fldCharType="begin"/>
+        <w:t>0</w:t>
       </w:r>
       <w:r>
         <w:rPr>
@@ -2064,7 +1896,7 @@
           <w:szCs w:val="24"/>
           <w:lang w:val="es-ES" w:eastAsia="es-ES"/>
         </w:rPr>
-        <w:instrText>MACROBUTTON NoMacro [Fecha]</w:instrText>
+        <w:t>4</w:t>
       </w:r>
       <w:r>
         <w:rPr>
@@ -2074,8 +1906,47 @@
           <w:szCs w:val="24"/>
           <w:lang w:val="es-ES" w:eastAsia="es-ES"/>
         </w:rPr>
-        <w:fldChar w:fldCharType="end"/>
+        <w:t>/10/2026</w:t>
       </w:r>
+    </w:p>
+    <w:p>
+      <w:pPr>
+        <w:spacing w:after="0" w:line="240" w:lineRule="auto"/>
+        <w:jc w:val="both"/>
+        <w:rPr>
+          <w:rFonts w:eastAsia="Times New Roman" w:cstheme="minorHAnsi"/>
+          <w:color w:val="FF0000"/>
+          <w:sz w:val="20"/>
+          <w:szCs w:val="24"/>
+          <w:lang w:val="es-ES" w:eastAsia="es-ES"/>
+        </w:rPr>
+      </w:pPr>
+    </w:p>
+    <w:p>
+      <w:pPr>
+        <w:spacing w:after="0" w:line="240" w:lineRule="auto"/>
+        <w:jc w:val="both"/>
+        <w:rPr>
+          <w:rFonts w:eastAsia="Times New Roman" w:cstheme="minorHAnsi"/>
+          <w:color w:val="FF0000"/>
+          <w:sz w:val="20"/>
+          <w:szCs w:val="24"/>
+          <w:lang w:val="es-ES" w:eastAsia="es-ES"/>
+        </w:rPr>
+      </w:pPr>
+    </w:p>
+    <w:p>
+      <w:pPr>
+        <w:spacing w:after="0" w:line="240" w:lineRule="auto"/>
+        <w:jc w:val="both"/>
+        <w:rPr>
+          <w:rFonts w:eastAsia="Times New Roman" w:cstheme="minorHAnsi"/>
+          <w:color w:val="FF0000"/>
+          <w:sz w:val="20"/>
+          <w:szCs w:val="24"/>
+          <w:lang w:val="es-ES" w:eastAsia="es-ES"/>
+        </w:rPr>
+      </w:pPr>
     </w:p>
     <w:p>
       <w:pPr>
@@ -2175,7 +2046,19 @@
     </w:p>
     <w:p>
       <w:pPr>
-        <w:pStyle w:val="Ttulo1"/>
+        <w:spacing w:after="0" w:line="240" w:lineRule="auto"/>
+        <w:jc w:val="both"/>
+        <w:rPr>
+          <w:rFonts w:eastAsia="Times New Roman" w:cstheme="minorHAnsi"/>
+          <w:sz w:val="20"/>
+          <w:szCs w:val="24"/>
+          <w:lang w:val="es-ES" w:eastAsia="es-ES"/>
+        </w:rPr>
+      </w:pPr>
+    </w:p>
+    <w:p>
+      <w:pPr>
+        <w:pStyle w:val="Heading1"/>
       </w:pPr>
       <w:bookmarkStart w:id="2" w:name="_Toc241503855"/>
       <w:r>
@@ -2301,7 +2184,6 @@
                 <w:lang w:val="es-ES" w:eastAsia="es-ES"/>
               </w:rPr>
             </w:pPr>
-            <w:proofErr w:type="spellStart"/>
             <w:r>
               <w:rPr>
                 <w:rFonts w:asciiTheme="minorHAnsi" w:hAnsiTheme="minorHAnsi" w:cstheme="minorHAnsi"/>
@@ -2309,17 +2191,7 @@
                 <w:szCs w:val="24"/>
                 <w:lang w:val="es-ES" w:eastAsia="es-ES"/>
               </w:rPr>
-              <w:t>Lider</w:t>
-            </w:r>
-            <w:proofErr w:type="spellEnd"/>
-            <w:r>
-              <w:rPr>
-                <w:rFonts w:asciiTheme="minorHAnsi" w:hAnsiTheme="minorHAnsi" w:cstheme="minorHAnsi"/>
-                <w:i/>
-                <w:szCs w:val="24"/>
-                <w:lang w:val="es-ES" w:eastAsia="es-ES"/>
-              </w:rPr>
-              <w:t xml:space="preserve"> de Proyecto + Backend</w:t>
+              <w:t>Lider de Proyecto + Backend</w:t>
             </w:r>
           </w:p>
         </w:tc>
@@ -2433,97 +2305,8 @@
                 <w:szCs w:val="24"/>
                 <w:lang w:val="es-ES" w:eastAsia="es-ES"/>
               </w:rPr>
-              <w:t xml:space="preserve">Desarrollador IA + </w:t>
-            </w:r>
-            <w:proofErr w:type="spellStart"/>
-            <w:r>
-              <w:rPr>
-                <w:rFonts w:cstheme="minorHAnsi"/>
-                <w:i/>
-                <w:szCs w:val="24"/>
-                <w:lang w:val="es-ES" w:eastAsia="es-ES"/>
-              </w:rPr>
-              <w:t>Frontend</w:t>
-            </w:r>
-            <w:proofErr w:type="spellEnd"/>
-          </w:p>
-        </w:tc>
-      </w:tr>
-      <w:tr>
-        <w:trPr>
-          <w:trHeight w:val="465"/>
-        </w:trPr>
-        <w:tc>
-          <w:tcPr>
-            <w:tcW w:w="3539" w:type="dxa"/>
-            <w:vAlign w:val="center"/>
-          </w:tcPr>
-          <w:p>
-            <w:pPr>
-              <w:jc w:val="both"/>
-              <w:rPr>
-                <w:rFonts w:cstheme="minorHAnsi"/>
-                <w:i/>
-                <w:szCs w:val="24"/>
-                <w:lang w:val="es-ES" w:eastAsia="es-ES"/>
-              </w:rPr>
-            </w:pPr>
-          </w:p>
-        </w:tc>
-        <w:tc>
-          <w:tcPr>
-            <w:tcW w:w="5275" w:type="dxa"/>
-            <w:vAlign w:val="center"/>
-          </w:tcPr>
-          <w:p>
-            <w:pPr>
-              <w:jc w:val="both"/>
-              <w:rPr>
-                <w:rFonts w:cstheme="minorHAnsi"/>
-                <w:i/>
-                <w:szCs w:val="24"/>
-                <w:lang w:val="es-ES" w:eastAsia="es-ES"/>
-              </w:rPr>
-            </w:pPr>
-          </w:p>
-        </w:tc>
-      </w:tr>
-      <w:tr>
-        <w:trPr>
-          <w:trHeight w:val="465"/>
-        </w:trPr>
-        <w:tc>
-          <w:tcPr>
-            <w:tcW w:w="3539" w:type="dxa"/>
-            <w:vAlign w:val="center"/>
-          </w:tcPr>
-          <w:p>
-            <w:pPr>
-              <w:jc w:val="both"/>
-              <w:rPr>
-                <w:rFonts w:cstheme="minorHAnsi"/>
-                <w:i/>
-                <w:szCs w:val="24"/>
-                <w:lang w:val="es-ES" w:eastAsia="es-ES"/>
-              </w:rPr>
-            </w:pPr>
-          </w:p>
-        </w:tc>
-        <w:tc>
-          <w:tcPr>
-            <w:tcW w:w="5275" w:type="dxa"/>
-            <w:vAlign w:val="center"/>
-          </w:tcPr>
-          <w:p>
-            <w:pPr>
-              <w:jc w:val="both"/>
-              <w:rPr>
-                <w:rFonts w:cstheme="minorHAnsi"/>
-                <w:i/>
-                <w:szCs w:val="24"/>
-                <w:lang w:val="es-ES" w:eastAsia="es-ES"/>
-              </w:rPr>
-            </w:pPr>
+              <w:t>Desarrollador IA + Frontend</w:t>
+            </w:r>
           </w:p>
         </w:tc>
       </w:tr>
@@ -2550,7 +2333,7 @@
     </w:p>
     <w:p>
       <w:pPr>
-        <w:pStyle w:val="Ttulo1"/>
+        <w:pStyle w:val="Heading1"/>
         <w:jc w:val="both"/>
         <w:rPr>
           <w:rFonts w:asciiTheme="minorHAnsi" w:hAnsiTheme="minorHAnsi" w:cstheme="minorHAnsi"/>
@@ -2568,7 +2351,7 @@
     </w:p>
     <w:p>
       <w:pPr>
-        <w:pStyle w:val="Ttulo2"/>
+        <w:pStyle w:val="Heading2"/>
         <w:jc w:val="both"/>
         <w:rPr>
           <w:rFonts w:asciiTheme="minorHAnsi" w:hAnsiTheme="minorHAnsi" w:cstheme="minorHAnsi"/>
@@ -2590,7 +2373,7 @@
     </w:p>
     <w:p>
       <w:pPr>
-        <w:pStyle w:val="Ttulo2"/>
+        <w:pStyle w:val="Heading2"/>
       </w:pPr>
       <w:bookmarkStart w:id="5" w:name="_Toc241503858"/>
       <w:r>
@@ -2600,7 +2383,7 @@
     </w:p>
     <w:p>
       <w:pPr>
-        <w:pStyle w:val="Ttulo3"/>
+        <w:pStyle w:val="Heading3"/>
       </w:pPr>
       <w:bookmarkStart w:id="6" w:name="_Toc241503859"/>
       <w:r>
@@ -2613,7 +2396,7 @@
     </w:p>
     <w:p>
       <w:pPr>
-        <w:pStyle w:val="Ttulo4"/>
+        <w:pStyle w:val="Heading4"/>
       </w:pPr>
       <w:r>
         <w:t>Determinación del usuario</w:t>
@@ -2634,7 +2417,7 @@
     </w:p>
     <w:p>
       <w:pPr>
-        <w:pStyle w:val="Ttulo4"/>
+        <w:pStyle w:val="Heading4"/>
         <w:rPr>
           <w:lang w:val="es-ES" w:eastAsia="es-ES"/>
         </w:rPr>
@@ -2661,7 +2444,7 @@
     </w:p>
     <w:p>
       <w:pPr>
-        <w:pStyle w:val="Ttulo3"/>
+        <w:pStyle w:val="Heading3"/>
       </w:pPr>
       <w:bookmarkStart w:id="7" w:name="_Toc241503860"/>
       <w:r>
@@ -2674,7 +2457,7 @@
     </w:p>
     <w:p>
       <w:pPr>
-        <w:pStyle w:val="Ttulo4"/>
+        <w:pStyle w:val="Heading4"/>
       </w:pPr>
       <w:r>
         <w:t>Determinación del usuario</w:t>
@@ -2696,21 +2479,7 @@
         <w:rPr>
           <w:lang w:eastAsia="es-ES"/>
         </w:rPr>
-        <w:t xml:space="preserve"> comuna (</w:t>
-      </w:r>
-      <w:proofErr w:type="spellStart"/>
-      <w:r>
-        <w:rPr>
-          <w:lang w:eastAsia="es-ES"/>
-        </w:rPr>
-        <w:t>ej</w:t>
-      </w:r>
-      <w:proofErr w:type="spellEnd"/>
-      <w:r>
-        <w:rPr>
-          <w:lang w:eastAsia="es-ES"/>
-        </w:rPr>
-        <w:t xml:space="preserve">: Estación Central) </w:t>
+        <w:t xml:space="preserve"> comuna (ej: Estación Central) </w:t>
       </w:r>
       <w:r>
         <w:rPr>
@@ -2721,7 +2490,7 @@
     </w:p>
     <w:p>
       <w:pPr>
-        <w:pStyle w:val="Ttulo4"/>
+        <w:pStyle w:val="Heading4"/>
         <w:rPr>
           <w:lang w:val="es-ES" w:eastAsia="es-ES"/>
         </w:rPr>
@@ -2762,7 +2531,7 @@
     </w:p>
     <w:p>
       <w:pPr>
-        <w:pStyle w:val="Ttulo3"/>
+        <w:pStyle w:val="Heading3"/>
       </w:pPr>
       <w:r>
         <w:lastRenderedPageBreak/>
@@ -2774,7 +2543,7 @@
     </w:p>
     <w:p>
       <w:pPr>
-        <w:pStyle w:val="Ttulo4"/>
+        <w:pStyle w:val="Heading4"/>
         <w:rPr>
           <w:lang w:val="es-ES" w:eastAsia="es-ES"/>
         </w:rPr>
@@ -2801,7 +2570,7 @@
     </w:p>
     <w:p>
       <w:pPr>
-        <w:pStyle w:val="Ttulo4"/>
+        <w:pStyle w:val="Heading4"/>
         <w:rPr>
           <w:lang w:val="es-ES" w:eastAsia="es-ES"/>
         </w:rPr>
@@ -2835,7 +2604,7 @@
     </w:p>
     <w:p>
       <w:pPr>
-        <w:pStyle w:val="Ttulo2"/>
+        <w:pStyle w:val="Heading2"/>
         <w:rPr>
           <w:lang w:val="es-ES" w:eastAsia="es-ES"/>
         </w:rPr>
@@ -2859,21 +2628,7 @@
         <w:rPr>
           <w:lang w:eastAsia="es-ES"/>
         </w:rPr>
-        <w:t>DentMatch es una plataforma web que aporta valor al resolver la desconexión entre la necesidad académica y la necesidad de salud pública. A través de un sistema de coincidencias (</w:t>
-      </w:r>
-      <w:proofErr w:type="spellStart"/>
-      <w:r>
-        <w:rPr>
-          <w:lang w:eastAsia="es-ES"/>
-        </w:rPr>
-        <w:t>matching</w:t>
-      </w:r>
-      <w:proofErr w:type="spellEnd"/>
-      <w:r>
-        <w:rPr>
-          <w:lang w:eastAsia="es-ES"/>
-        </w:rPr>
-        <w:t>) apoyado por Inteligencia Artificial, la solución traduce automáticamente las dolencias descritas coloquialmente por el paciente a una clasificación clínica estandarizada, cruzando esta información con los requerimientos específicos, ubicación y disponibilidad del estudiante. Esto reduce drásticamente los tiempos de búsqueda, optimiza el flujo de coordinación mediante chats moderados por IA, y ofrece a la comunidad una alternativa estructurada, segura y confiable de atención odontológica de bajo costo.</w:t>
+        <w:t>DentMatch es una plataforma web que aporta valor al resolver la desconexión entre la necesidad académica y la necesidad de salud pública. A través de un sistema de coincidencias (matching) apoyado por Inteligencia Artificial, la solución traduce automáticamente las dolencias descritas coloquialmente por el paciente a una clasificación clínica estandarizada, cruzando esta información con los requerimientos específicos, ubicación y disponibilidad del estudiante. Esto reduce drásticamente los tiempos de búsqueda, optimiza el flujo de coordinación mediante chats moderados por IA, y ofrece a la comunidad una alternativa estructurada, segura y confiable de atención odontológica de bajo costo.</w:t>
       </w:r>
       <w:r>
         <w:rPr>
@@ -2934,7 +2689,7 @@
     <w:sdtContent>
       <w:p>
         <w:pPr>
-          <w:pStyle w:val="Piedepgina"/>
+          <w:pStyle w:val="Footer"/>
           <w:jc w:val="right"/>
         </w:pPr>
         <w:r>
@@ -2963,7 +2718,7 @@
   </w:sdt>
   <w:p>
     <w:pPr>
-      <w:pStyle w:val="Piedepgina"/>
+      <w:pStyle w:val="Footer"/>
     </w:pPr>
   </w:p>
 </w:ftr>
@@ -2998,7 +2753,7 @@
 <w:hdr xmlns:wpc="http://schemas.microsoft.com/office/word/2010/wordprocessingCanvas" xmlns:cx="http://schemas.microsoft.com/office/drawing/2014/chartex" xmlns:cx1="http://schemas.microsoft.com/office/drawing/2015/9/8/chartex" xmlns:cx2="http://schemas.microsoft.com/office/drawing/2015/10/21/chartex" xmlns:cx3="http://schemas.microsoft.com/office/drawing/2016/5/9/chartex" xmlns:cx4="http://schemas.microsoft.com/office/drawing/2016/5/10/chartex" xmlns:cx5="http://schemas.microsoft.com/office/drawing/2016/5/11/chartex" xmlns:cx6="http://schemas.microsoft.com/office/drawing/2016/5/12/chartex" xmlns:cx7="http://schemas.microsoft.com/office/drawing/2016/5/13/chartex" xmlns:cx8="http://schemas.microsoft.com/office/drawing/2016/5/14/chartex" xmlns:mc="http://schemas.openxmlformats.org/markup-compatibility/2006" xmlns:aink="http://schemas.microsoft.com/office/drawing/2016/ink" xmlns:am3d="http://schemas.microsoft.com/office/drawing/2017/model3d" xmlns:o="urn:schemas-microsoft-com:office:office" xmlns:oel="http://schemas.microsoft.com/office/2019/extlst" xmlns:r="http://schemas.openxmlformats.org/officeDocument/2006/relationships" xmlns:m="http://schemas.openxmlformats.org/officeDocument/2006/math" xmlns:v="urn:schemas-microsoft-com:vml" xmlns:wp14="http://schemas.microsoft.com/office/word/2010/wordprocessingDrawing" xmlns:wp="http://schemas.openxmlformats.org/drawingml/2006/wordprocessingDrawing" xmlns:w10="urn:schemas-microsoft-com:office:word" xmlns:w="http://schemas.openxmlformats.org/wordprocessingml/2006/main" xmlns:w14="http://schemas.microsoft.com/office/word/2010/wordml" xmlns:w15="http://schemas.microsoft.com/office/word/2012/wordml" xmlns:w16cex="http://schemas.microsoft.com/office/word/2018/wordml/cex" xmlns:w16cid="http://schemas.microsoft.com/office/word/2016/wordml/cid" xmlns:w16="http://schemas.microsoft.com/office/word/2018/wordml" xmlns:w16du="http://schemas.microsoft.com/office/word/2023/wordml/word16du" xmlns:w16sdtdh="http://schemas.microsoft.com/office/word/2020/wordml/sdtdatahash" xmlns:w16sdtfl="http://schemas.microsoft.com/office/word/2024/wordml/sdtformatlock" xmlns:w16se="http://schemas.microsoft.com/office/word/2015/wordml/symex" xmlns:wpg="http://schemas.microsoft.com/office/word/2010/wordprocessingGroup" xmlns:wpi="http://schemas.microsoft.com/office/word/2010/wordprocessingInk" xmlns:wne="http://schemas.microsoft.com/office/word/2006/wordml" xmlns:wps="http://schemas.microsoft.com/office/word/2010/wordprocessingShape" mc:Ignorable="w14 w15 w16se w16cid w16 w16cex w16sdtdh w16sdtfl w16du wp14">
   <w:p>
     <w:pPr>
-      <w:pStyle w:val="Encabezado"/>
+      <w:pStyle w:val="Header"/>
       <w:pBdr>
         <w:bottom w:val="single" w:sz="4" w:space="1" w:color="auto"/>
       </w:pBdr>
@@ -3007,32 +2762,16 @@
         <w:color w:val="FF0000"/>
       </w:rPr>
     </w:pPr>
-    <w:proofErr w:type="spellStart"/>
     <w:r>
       <w:rPr>
         <w:color w:val="FF0000"/>
       </w:rPr>
-      <w:t>Product</w:t>
+      <w:t>Product vision</w:t>
     </w:r>
-    <w:proofErr w:type="spellEnd"/>
-    <w:r>
-      <w:rPr>
-        <w:color w:val="FF0000"/>
-      </w:rPr>
-      <w:t xml:space="preserve"> </w:t>
-    </w:r>
-    <w:proofErr w:type="spellStart"/>
-    <w:r>
-      <w:rPr>
-        <w:color w:val="FF0000"/>
-      </w:rPr>
-      <w:t>vision</w:t>
-    </w:r>
-    <w:proofErr w:type="spellEnd"/>
   </w:p>
   <w:p>
     <w:pPr>
-      <w:pStyle w:val="Encabezado"/>
+      <w:pStyle w:val="Header"/>
       <w:pBdr>
         <w:bottom w:val="single" w:sz="4" w:space="1" w:color="auto"/>
       </w:pBdr>
@@ -3103,7 +2842,7 @@
   </w:p>
   <w:p>
     <w:pPr>
-      <w:pStyle w:val="Encabezado"/>
+      <w:pStyle w:val="Header"/>
     </w:pPr>
   </w:p>
 </w:hdr>
@@ -3113,7 +2852,7 @@
 <w:hdr xmlns:wpc="http://schemas.microsoft.com/office/word/2010/wordprocessingCanvas" xmlns:cx="http://schemas.microsoft.com/office/drawing/2014/chartex" xmlns:cx1="http://schemas.microsoft.com/office/drawing/2015/9/8/chartex" xmlns:cx2="http://schemas.microsoft.com/office/drawing/2015/10/21/chartex" xmlns:cx3="http://schemas.microsoft.com/office/drawing/2016/5/9/chartex" xmlns:cx4="http://schemas.microsoft.com/office/drawing/2016/5/10/chartex" xmlns:cx5="http://schemas.microsoft.com/office/drawing/2016/5/11/chartex" xmlns:cx6="http://schemas.microsoft.com/office/drawing/2016/5/12/chartex" xmlns:cx7="http://schemas.microsoft.com/office/drawing/2016/5/13/chartex" xmlns:cx8="http://schemas.microsoft.com/office/drawing/2016/5/14/chartex" xmlns:mc="http://schemas.openxmlformats.org/markup-compatibility/2006" xmlns:aink="http://schemas.microsoft.com/office/drawing/2016/ink" xmlns:am3d="http://schemas.microsoft.com/office/drawing/2017/model3d" xmlns:o="urn:schemas-microsoft-com:office:office" xmlns:oel="http://schemas.microsoft.com/office/2019/extlst" xmlns:r="http://schemas.openxmlformats.org/officeDocument/2006/relationships" xmlns:m="http://schemas.openxmlformats.org/officeDocument/2006/math" xmlns:v="urn:schemas-microsoft-com:vml" xmlns:wp14="http://schemas.microsoft.com/office/word/2010/wordprocessingDrawing" xmlns:wp="http://schemas.openxmlformats.org/drawingml/2006/wordprocessingDrawing" xmlns:w10="urn:schemas-microsoft-com:office:word" xmlns:w="http://schemas.openxmlformats.org/wordprocessingml/2006/main" xmlns:w14="http://schemas.microsoft.com/office/word/2010/wordml" xmlns:w15="http://schemas.microsoft.com/office/word/2012/wordml" xmlns:w16cex="http://schemas.microsoft.com/office/word/2018/wordml/cex" xmlns:w16cid="http://schemas.microsoft.com/office/word/2016/wordml/cid" xmlns:w16="http://schemas.microsoft.com/office/word/2018/wordml" xmlns:w16du="http://schemas.microsoft.com/office/word/2023/wordml/word16du" xmlns:w16sdtdh="http://schemas.microsoft.com/office/word/2020/wordml/sdtdatahash" xmlns:w16sdtfl="http://schemas.microsoft.com/office/word/2024/wordml/sdtformatlock" xmlns:w16se="http://schemas.microsoft.com/office/word/2015/wordml/symex" xmlns:wpg="http://schemas.microsoft.com/office/word/2010/wordprocessingGroup" xmlns:wpi="http://schemas.microsoft.com/office/word/2010/wordprocessingInk" xmlns:wne="http://schemas.microsoft.com/office/word/2006/wordml" xmlns:wps="http://schemas.microsoft.com/office/word/2010/wordprocessingShape" mc:Ignorable="w14 w15 w16se w16cid w16 w16cex w16sdtdh w16sdtfl w16du wp14">
   <w:p>
     <w:pPr>
-      <w:pStyle w:val="Encabezado"/>
+      <w:pStyle w:val="Header"/>
       <w:jc w:val="center"/>
     </w:pPr>
     <w:r>
@@ -3684,7 +3423,7 @@
     <w:lvl w:ilvl="0">
       <w:start w:val="1"/>
       <w:numFmt w:val="decimal"/>
-      <w:pStyle w:val="Ttulo1"/>
+      <w:pStyle w:val="Heading1"/>
       <w:lvlText w:val="%1"/>
       <w:lvlJc w:val="left"/>
       <w:pPr>
@@ -3694,7 +3433,7 @@
     <w:lvl w:ilvl="1">
       <w:start w:val="1"/>
       <w:numFmt w:val="decimal"/>
-      <w:pStyle w:val="Ttulo2"/>
+      <w:pStyle w:val="Heading2"/>
       <w:lvlText w:val="%1.%2"/>
       <w:lvlJc w:val="left"/>
       <w:pPr>
@@ -3704,7 +3443,7 @@
     <w:lvl w:ilvl="2">
       <w:start w:val="1"/>
       <w:numFmt w:val="decimal"/>
-      <w:pStyle w:val="Ttulo3"/>
+      <w:pStyle w:val="Heading3"/>
       <w:lvlText w:val="%1.%2.%3"/>
       <w:lvlJc w:val="left"/>
       <w:pPr>
@@ -3714,7 +3453,7 @@
     <w:lvl w:ilvl="3">
       <w:start w:val="1"/>
       <w:numFmt w:val="decimal"/>
-      <w:pStyle w:val="Ttulo4"/>
+      <w:pStyle w:val="Heading4"/>
       <w:lvlText w:val="%1.%2.%3.%4"/>
       <w:lvlJc w:val="left"/>
       <w:pPr>
@@ -3724,7 +3463,7 @@
     <w:lvl w:ilvl="4">
       <w:start w:val="1"/>
       <w:numFmt w:val="decimal"/>
-      <w:pStyle w:val="Ttulo5"/>
+      <w:pStyle w:val="Heading5"/>
       <w:lvlText w:val="%1.%2.%3.%4.%5"/>
       <w:lvlJc w:val="left"/>
       <w:pPr>
@@ -3734,7 +3473,7 @@
     <w:lvl w:ilvl="5">
       <w:start w:val="1"/>
       <w:numFmt w:val="decimal"/>
-      <w:pStyle w:val="Ttulo6"/>
+      <w:pStyle w:val="Heading6"/>
       <w:lvlText w:val="%1.%2.%3.%4.%5.%6"/>
       <w:lvlJc w:val="left"/>
       <w:pPr>
@@ -3744,7 +3483,7 @@
     <w:lvl w:ilvl="6">
       <w:start w:val="1"/>
       <w:numFmt w:val="decimal"/>
-      <w:pStyle w:val="Ttulo7"/>
+      <w:pStyle w:val="Heading7"/>
       <w:lvlText w:val="%1.%2.%3.%4.%5.%6.%7"/>
       <w:lvlJc w:val="left"/>
       <w:pPr>
@@ -3754,7 +3493,7 @@
     <w:lvl w:ilvl="7">
       <w:start w:val="1"/>
       <w:numFmt w:val="decimal"/>
-      <w:pStyle w:val="Ttulo8"/>
+      <w:pStyle w:val="Heading8"/>
       <w:lvlText w:val="%1.%2.%3.%4.%5.%6.%7.%8"/>
       <w:lvlJc w:val="left"/>
       <w:pPr>
@@ -3764,7 +3503,7 @@
     <w:lvl w:ilvl="8">
       <w:start w:val="1"/>
       <w:numFmt w:val="decimal"/>
-      <w:pStyle w:val="Ttulo9"/>
+      <w:pStyle w:val="Heading9"/>
       <w:lvlText w:val="%1.%2.%3.%4.%5.%6.%7.%8.%9"/>
       <w:lvlJc w:val="left"/>
       <w:pPr>
@@ -4995,11 +4734,11 @@
     <w:qFormat/>
     <w:rsid w:val="001F6FE1"/>
   </w:style>
-  <w:style w:type="paragraph" w:styleId="Ttulo1">
+  <w:style w:type="paragraph" w:styleId="Heading1">
     <w:name w:val="heading 1"/>
     <w:basedOn w:val="Normal"/>
     <w:next w:val="Normal"/>
-    <w:link w:val="Ttulo1Car"/>
+    <w:link w:val="Heading1Char"/>
     <w:qFormat/>
     <w:rsid w:val="005A6AD8"/>
     <w:pPr>
@@ -5020,11 +4759,11 @@
       <w:szCs w:val="28"/>
     </w:rPr>
   </w:style>
-  <w:style w:type="paragraph" w:styleId="Ttulo2">
+  <w:style w:type="paragraph" w:styleId="Heading2">
     <w:name w:val="heading 2"/>
     <w:basedOn w:val="Normal"/>
     <w:next w:val="Normal"/>
-    <w:link w:val="Ttulo2Car"/>
+    <w:link w:val="Heading2Char"/>
     <w:unhideWhenUsed/>
     <w:qFormat/>
     <w:rsid w:val="00052E1B"/>
@@ -5047,11 +4786,11 @@
       <w:szCs w:val="26"/>
     </w:rPr>
   </w:style>
-  <w:style w:type="paragraph" w:styleId="Ttulo3">
+  <w:style w:type="paragraph" w:styleId="Heading3">
     <w:name w:val="heading 3"/>
     <w:basedOn w:val="Normal"/>
     <w:next w:val="Normal"/>
-    <w:link w:val="Ttulo3Car"/>
+    <w:link w:val="Heading3Char"/>
     <w:qFormat/>
     <w:rsid w:val="002E3F8E"/>
     <w:pPr>
@@ -5074,11 +4813,11 @@
       <w:lang w:val="es-ES" w:eastAsia="es-ES"/>
     </w:rPr>
   </w:style>
-  <w:style w:type="paragraph" w:styleId="Ttulo4">
+  <w:style w:type="paragraph" w:styleId="Heading4">
     <w:name w:val="heading 4"/>
     <w:basedOn w:val="Normal"/>
     <w:next w:val="Normal"/>
-    <w:link w:val="Ttulo4Car"/>
+    <w:link w:val="Heading4Char"/>
     <w:uiPriority w:val="9"/>
     <w:unhideWhenUsed/>
     <w:qFormat/>
@@ -5100,11 +4839,11 @@
       <w:color w:val="365F91" w:themeColor="accent1" w:themeShade="BF"/>
     </w:rPr>
   </w:style>
-  <w:style w:type="paragraph" w:styleId="Ttulo5">
+  <w:style w:type="paragraph" w:styleId="Heading5">
     <w:name w:val="heading 5"/>
     <w:basedOn w:val="Normal"/>
     <w:next w:val="Normal"/>
-    <w:link w:val="Ttulo5Car"/>
+    <w:link w:val="Heading5Char"/>
     <w:uiPriority w:val="9"/>
     <w:semiHidden/>
     <w:unhideWhenUsed/>
@@ -5125,11 +4864,11 @@
       <w:color w:val="365F91" w:themeColor="accent1" w:themeShade="BF"/>
     </w:rPr>
   </w:style>
-  <w:style w:type="paragraph" w:styleId="Ttulo6">
+  <w:style w:type="paragraph" w:styleId="Heading6">
     <w:name w:val="heading 6"/>
     <w:basedOn w:val="Normal"/>
     <w:next w:val="Normal"/>
-    <w:link w:val="Ttulo6Car"/>
+    <w:link w:val="Heading6Char"/>
     <w:uiPriority w:val="9"/>
     <w:semiHidden/>
     <w:unhideWhenUsed/>
@@ -5150,11 +4889,11 @@
       <w:color w:val="243F60" w:themeColor="accent1" w:themeShade="7F"/>
     </w:rPr>
   </w:style>
-  <w:style w:type="paragraph" w:styleId="Ttulo7">
+  <w:style w:type="paragraph" w:styleId="Heading7">
     <w:name w:val="heading 7"/>
     <w:basedOn w:val="Normal"/>
     <w:next w:val="Normal"/>
-    <w:link w:val="Ttulo7Car"/>
+    <w:link w:val="Heading7Char"/>
     <w:uiPriority w:val="9"/>
     <w:semiHidden/>
     <w:unhideWhenUsed/>
@@ -5177,11 +4916,11 @@
       <w:color w:val="243F60" w:themeColor="accent1" w:themeShade="7F"/>
     </w:rPr>
   </w:style>
-  <w:style w:type="paragraph" w:styleId="Ttulo8">
+  <w:style w:type="paragraph" w:styleId="Heading8">
     <w:name w:val="heading 8"/>
     <w:basedOn w:val="Normal"/>
     <w:next w:val="Normal"/>
-    <w:link w:val="Ttulo8Car"/>
+    <w:link w:val="Heading8Char"/>
     <w:uiPriority w:val="9"/>
     <w:semiHidden/>
     <w:unhideWhenUsed/>
@@ -5204,11 +4943,11 @@
       <w:szCs w:val="21"/>
     </w:rPr>
   </w:style>
-  <w:style w:type="paragraph" w:styleId="Ttulo9">
+  <w:style w:type="paragraph" w:styleId="Heading9">
     <w:name w:val="heading 9"/>
     <w:basedOn w:val="Normal"/>
     <w:next w:val="Normal"/>
-    <w:link w:val="Ttulo9Car"/>
+    <w:link w:val="Heading9Char"/>
     <w:uiPriority w:val="9"/>
     <w:semiHidden/>
     <w:unhideWhenUsed/>
@@ -5233,12 +4972,13 @@
       <w:szCs w:val="21"/>
     </w:rPr>
   </w:style>
-  <w:style w:type="character" w:default="1" w:styleId="Fuentedeprrafopredeter">
+  <w:style w:type="character" w:default="1" w:styleId="DefaultParagraphFont">
     <w:name w:val="Default Paragraph Font"/>
     <w:uiPriority w:val="1"/>
+    <w:semiHidden/>
     <w:unhideWhenUsed/>
   </w:style>
-  <w:style w:type="table" w:default="1" w:styleId="Tablanormal">
+  <w:style w:type="table" w:default="1" w:styleId="TableNormal">
     <w:name w:val="Normal Table"/>
     <w:uiPriority w:val="99"/>
     <w:semiHidden/>
@@ -5253,16 +4993,16 @@
       </w:tblCellMar>
     </w:tblPr>
   </w:style>
-  <w:style w:type="numbering" w:default="1" w:styleId="Sinlista">
+  <w:style w:type="numbering" w:default="1" w:styleId="NoList">
     <w:name w:val="No List"/>
     <w:uiPriority w:val="99"/>
     <w:semiHidden/>
     <w:unhideWhenUsed/>
   </w:style>
-  <w:style w:type="paragraph" w:styleId="Encabezado">
+  <w:style w:type="paragraph" w:styleId="Header">
     <w:name w:val="header"/>
     <w:basedOn w:val="Normal"/>
-    <w:link w:val="EncabezadoCar"/>
+    <w:link w:val="HeaderChar"/>
     <w:uiPriority w:val="99"/>
     <w:unhideWhenUsed/>
     <w:rsid w:val="00893114"/>
@@ -5274,17 +5014,17 @@
       <w:spacing w:after="0" w:line="240" w:lineRule="auto"/>
     </w:pPr>
   </w:style>
-  <w:style w:type="character" w:customStyle="1" w:styleId="EncabezadoCar">
-    <w:name w:val="Encabezado Car"/>
-    <w:basedOn w:val="Fuentedeprrafopredeter"/>
-    <w:link w:val="Encabezado"/>
+  <w:style w:type="character" w:customStyle="1" w:styleId="HeaderChar">
+    <w:name w:val="Header Char"/>
+    <w:basedOn w:val="DefaultParagraphFont"/>
+    <w:link w:val="Header"/>
     <w:uiPriority w:val="99"/>
     <w:rsid w:val="00893114"/>
   </w:style>
-  <w:style w:type="paragraph" w:styleId="Piedepgina">
+  <w:style w:type="paragraph" w:styleId="Footer">
     <w:name w:val="footer"/>
     <w:basedOn w:val="Normal"/>
-    <w:link w:val="PiedepginaCar"/>
+    <w:link w:val="FooterChar"/>
     <w:uiPriority w:val="99"/>
     <w:unhideWhenUsed/>
     <w:rsid w:val="00893114"/>
@@ -5296,17 +5036,17 @@
       <w:spacing w:after="0" w:line="240" w:lineRule="auto"/>
     </w:pPr>
   </w:style>
-  <w:style w:type="character" w:customStyle="1" w:styleId="PiedepginaCar">
-    <w:name w:val="Pie de página Car"/>
-    <w:basedOn w:val="Fuentedeprrafopredeter"/>
-    <w:link w:val="Piedepgina"/>
+  <w:style w:type="character" w:customStyle="1" w:styleId="FooterChar">
+    <w:name w:val="Footer Char"/>
+    <w:basedOn w:val="DefaultParagraphFont"/>
+    <w:link w:val="Footer"/>
     <w:uiPriority w:val="99"/>
     <w:rsid w:val="00893114"/>
   </w:style>
-  <w:style w:type="paragraph" w:styleId="Textodeglobo">
+  <w:style w:type="paragraph" w:styleId="BalloonText">
     <w:name w:val="Balloon Text"/>
     <w:basedOn w:val="Normal"/>
-    <w:link w:val="TextodegloboCar"/>
+    <w:link w:val="BalloonTextChar"/>
     <w:uiPriority w:val="99"/>
     <w:semiHidden/>
     <w:unhideWhenUsed/>
@@ -5320,10 +5060,10 @@
       <w:szCs w:val="16"/>
     </w:rPr>
   </w:style>
-  <w:style w:type="character" w:customStyle="1" w:styleId="TextodegloboCar">
-    <w:name w:val="Texto de globo Car"/>
-    <w:basedOn w:val="Fuentedeprrafopredeter"/>
-    <w:link w:val="Textodeglobo"/>
+  <w:style w:type="character" w:customStyle="1" w:styleId="BalloonTextChar">
+    <w:name w:val="Balloon Text Char"/>
+    <w:basedOn w:val="DefaultParagraphFont"/>
+    <w:link w:val="BalloonText"/>
     <w:uiPriority w:val="99"/>
     <w:semiHidden/>
     <w:rsid w:val="00893114"/>
@@ -5333,10 +5073,10 @@
       <w:szCs w:val="16"/>
     </w:rPr>
   </w:style>
-  <w:style w:type="character" w:customStyle="1" w:styleId="Ttulo1Car">
-    <w:name w:val="Título 1 Car"/>
-    <w:basedOn w:val="Fuentedeprrafopredeter"/>
-    <w:link w:val="Ttulo1"/>
+  <w:style w:type="character" w:customStyle="1" w:styleId="Heading1Char">
+    <w:name w:val="Heading 1 Char"/>
+    <w:basedOn w:val="DefaultParagraphFont"/>
+    <w:link w:val="Heading1"/>
     <w:rsid w:val="005A6AD8"/>
     <w:rPr>
       <w:rFonts w:asciiTheme="majorHAnsi" w:eastAsiaTheme="majorEastAsia" w:hAnsiTheme="majorHAnsi" w:cstheme="majorBidi"/>
@@ -5347,10 +5087,10 @@
       <w:szCs w:val="28"/>
     </w:rPr>
   </w:style>
-  <w:style w:type="character" w:customStyle="1" w:styleId="Ttulo2Car">
-    <w:name w:val="Título 2 Car"/>
-    <w:basedOn w:val="Fuentedeprrafopredeter"/>
-    <w:link w:val="Ttulo2"/>
+  <w:style w:type="character" w:customStyle="1" w:styleId="Heading2Char">
+    <w:name w:val="Heading 2 Char"/>
+    <w:basedOn w:val="DefaultParagraphFont"/>
+    <w:link w:val="Heading2"/>
     <w:uiPriority w:val="9"/>
     <w:rsid w:val="00052E1B"/>
     <w:rPr>
@@ -5362,9 +5102,9 @@
       <w:szCs w:val="26"/>
     </w:rPr>
   </w:style>
-  <w:style w:type="table" w:styleId="Tablaconcuadrcula">
+  <w:style w:type="table" w:styleId="TableGrid">
     <w:name w:val="Table Grid"/>
-    <w:basedOn w:val="Tablanormal"/>
+    <w:basedOn w:val="TableNormal"/>
     <w:uiPriority w:val="59"/>
     <w:rsid w:val="00052E1B"/>
     <w:pPr>
@@ -5381,9 +5121,9 @@
       </w:tblBorders>
     </w:tblPr>
   </w:style>
-  <w:style w:type="paragraph" w:styleId="Sinespaciado">
+  <w:style w:type="paragraph" w:styleId="NoSpacing">
     <w:name w:val="No Spacing"/>
-    <w:link w:val="SinespaciadoCar"/>
+    <w:link w:val="NoSpacingChar"/>
     <w:uiPriority w:val="1"/>
     <w:qFormat/>
     <w:rsid w:val="00C82195"/>
@@ -5395,10 +5135,10 @@
       <w:lang w:val="es-ES"/>
     </w:rPr>
   </w:style>
-  <w:style w:type="character" w:customStyle="1" w:styleId="SinespaciadoCar">
-    <w:name w:val="Sin espaciado Car"/>
-    <w:basedOn w:val="Fuentedeprrafopredeter"/>
-    <w:link w:val="Sinespaciado"/>
+  <w:style w:type="character" w:customStyle="1" w:styleId="NoSpacingChar">
+    <w:name w:val="No Spacing Char"/>
+    <w:basedOn w:val="DefaultParagraphFont"/>
+    <w:link w:val="NoSpacing"/>
     <w:uiPriority w:val="1"/>
     <w:rsid w:val="00C82195"/>
     <w:rPr>
@@ -5406,9 +5146,9 @@
       <w:lang w:val="es-ES"/>
     </w:rPr>
   </w:style>
-  <w:style w:type="paragraph" w:styleId="TtuloTDC">
+  <w:style w:type="paragraph" w:styleId="TOCHeading">
     <w:name w:val="TOC Heading"/>
-    <w:basedOn w:val="Ttulo1"/>
+    <w:basedOn w:val="Heading1"/>
     <w:next w:val="Normal"/>
     <w:uiPriority w:val="39"/>
     <w:semiHidden/>
@@ -5422,7 +5162,7 @@
       <w:lang w:val="es-ES"/>
     </w:rPr>
   </w:style>
-  <w:style w:type="paragraph" w:styleId="TDC1">
+  <w:style w:type="paragraph" w:styleId="TOC1">
     <w:name w:val="toc 1"/>
     <w:basedOn w:val="Normal"/>
     <w:next w:val="Normal"/>
@@ -5441,7 +5181,7 @@
       <w:szCs w:val="20"/>
     </w:rPr>
   </w:style>
-  <w:style w:type="paragraph" w:styleId="TDC2">
+  <w:style w:type="paragraph" w:styleId="TOC2">
     <w:name w:val="toc 2"/>
     <w:basedOn w:val="Normal"/>
     <w:next w:val="Normal"/>
@@ -5459,9 +5199,9 @@
       <w:szCs w:val="20"/>
     </w:rPr>
   </w:style>
-  <w:style w:type="character" w:styleId="Hipervnculo">
+  <w:style w:type="character" w:styleId="Hyperlink">
     <w:name w:val="Hyperlink"/>
-    <w:basedOn w:val="Fuentedeprrafopredeter"/>
+    <w:basedOn w:val="DefaultParagraphFont"/>
     <w:uiPriority w:val="99"/>
     <w:unhideWhenUsed/>
     <w:rsid w:val="00C82195"/>
@@ -5470,10 +5210,10 @@
       <w:u w:val="single"/>
     </w:rPr>
   </w:style>
-  <w:style w:type="character" w:customStyle="1" w:styleId="Ttulo3Car">
-    <w:name w:val="Título 3 Car"/>
-    <w:basedOn w:val="Fuentedeprrafopredeter"/>
-    <w:link w:val="Ttulo3"/>
+  <w:style w:type="character" w:customStyle="1" w:styleId="Heading3Char">
+    <w:name w:val="Heading 3 Char"/>
+    <w:basedOn w:val="DefaultParagraphFont"/>
+    <w:link w:val="Heading3"/>
     <w:rsid w:val="002E3F8E"/>
     <w:rPr>
       <w:rFonts w:asciiTheme="majorHAnsi" w:eastAsia="Times New Roman" w:hAnsiTheme="majorHAnsi" w:cs="Arial"/>
@@ -5487,7 +5227,7 @@
   </w:style>
   <w:style w:type="paragraph" w:customStyle="1" w:styleId="Titulo1sinnumeracion">
     <w:name w:val="Titulo 1 sin numeracion"/>
-    <w:basedOn w:val="Ttulo1"/>
+    <w:basedOn w:val="Heading1"/>
     <w:next w:val="Normal"/>
     <w:rsid w:val="00C82195"/>
     <w:pPr>
@@ -5508,8 +5248,8 @@
   </w:style>
   <w:style w:type="table" w:customStyle="1" w:styleId="Tablaconcuadrcula1">
     <w:name w:val="Tabla con cuadrícula1"/>
-    <w:basedOn w:val="Tablanormal"/>
-    <w:next w:val="Tablaconcuadrcula"/>
+    <w:basedOn w:val="TableNormal"/>
+    <w:next w:val="TableGrid"/>
     <w:rsid w:val="00C82195"/>
     <w:pPr>
       <w:spacing w:after="0" w:line="240" w:lineRule="auto"/>
@@ -5531,7 +5271,7 @@
       </w:tblBorders>
     </w:tblPr>
   </w:style>
-  <w:style w:type="paragraph" w:styleId="Prrafodelista">
+  <w:style w:type="paragraph" w:styleId="ListParagraph">
     <w:name w:val="List Paragraph"/>
     <w:basedOn w:val="Normal"/>
     <w:uiPriority w:val="34"/>
@@ -5542,7 +5282,7 @@
       <w:contextualSpacing/>
     </w:pPr>
   </w:style>
-  <w:style w:type="paragraph" w:styleId="TDC3">
+  <w:style w:type="paragraph" w:styleId="TOC3">
     <w:name w:val="toc 3"/>
     <w:basedOn w:val="Normal"/>
     <w:next w:val="Normal"/>
@@ -5561,7 +5301,7 @@
       <w:szCs w:val="20"/>
     </w:rPr>
   </w:style>
-  <w:style w:type="paragraph" w:styleId="TDC4">
+  <w:style w:type="paragraph" w:styleId="TOC4">
     <w:name w:val="toc 4"/>
     <w:basedOn w:val="Normal"/>
     <w:next w:val="Normal"/>
@@ -5578,7 +5318,7 @@
       <w:szCs w:val="18"/>
     </w:rPr>
   </w:style>
-  <w:style w:type="paragraph" w:styleId="TDC5">
+  <w:style w:type="paragraph" w:styleId="TOC5">
     <w:name w:val="toc 5"/>
     <w:basedOn w:val="Normal"/>
     <w:next w:val="Normal"/>
@@ -5595,7 +5335,7 @@
       <w:szCs w:val="18"/>
     </w:rPr>
   </w:style>
-  <w:style w:type="paragraph" w:styleId="TDC6">
+  <w:style w:type="paragraph" w:styleId="TOC6">
     <w:name w:val="toc 6"/>
     <w:basedOn w:val="Normal"/>
     <w:next w:val="Normal"/>
@@ -5612,7 +5352,7 @@
       <w:szCs w:val="18"/>
     </w:rPr>
   </w:style>
-  <w:style w:type="paragraph" w:styleId="TDC7">
+  <w:style w:type="paragraph" w:styleId="TOC7">
     <w:name w:val="toc 7"/>
     <w:basedOn w:val="Normal"/>
     <w:next w:val="Normal"/>
@@ -5629,7 +5369,7 @@
       <w:szCs w:val="18"/>
     </w:rPr>
   </w:style>
-  <w:style w:type="paragraph" w:styleId="TDC8">
+  <w:style w:type="paragraph" w:styleId="TOC8">
     <w:name w:val="toc 8"/>
     <w:basedOn w:val="Normal"/>
     <w:next w:val="Normal"/>
@@ -5646,7 +5386,7 @@
       <w:szCs w:val="18"/>
     </w:rPr>
   </w:style>
-  <w:style w:type="paragraph" w:styleId="TDC9">
+  <w:style w:type="paragraph" w:styleId="TOC9">
     <w:name w:val="toc 9"/>
     <w:basedOn w:val="Normal"/>
     <w:next w:val="Normal"/>
@@ -5665,12 +5405,12 @@
   </w:style>
   <w:style w:type="character" w:customStyle="1" w:styleId="apple-converted-space">
     <w:name w:val="apple-converted-space"/>
-    <w:basedOn w:val="Fuentedeprrafopredeter"/>
+    <w:basedOn w:val="DefaultParagraphFont"/>
     <w:rsid w:val="0027225D"/>
   </w:style>
-  <w:style w:type="character" w:styleId="Refdecomentario">
+  <w:style w:type="character" w:styleId="CommentReference">
     <w:name w:val="annotation reference"/>
-    <w:basedOn w:val="Fuentedeprrafopredeter"/>
+    <w:basedOn w:val="DefaultParagraphFont"/>
     <w:uiPriority w:val="99"/>
     <w:semiHidden/>
     <w:unhideWhenUsed/>
@@ -5680,10 +5420,10 @@
       <w:szCs w:val="16"/>
     </w:rPr>
   </w:style>
-  <w:style w:type="paragraph" w:styleId="Textocomentario">
+  <w:style w:type="paragraph" w:styleId="CommentText">
     <w:name w:val="annotation text"/>
     <w:basedOn w:val="Normal"/>
-    <w:link w:val="TextocomentarioCar"/>
+    <w:link w:val="CommentTextChar"/>
     <w:uiPriority w:val="99"/>
     <w:semiHidden/>
     <w:unhideWhenUsed/>
@@ -5696,10 +5436,10 @@
       <w:szCs w:val="20"/>
     </w:rPr>
   </w:style>
-  <w:style w:type="character" w:customStyle="1" w:styleId="TextocomentarioCar">
-    <w:name w:val="Texto comentario Car"/>
-    <w:basedOn w:val="Fuentedeprrafopredeter"/>
-    <w:link w:val="Textocomentario"/>
+  <w:style w:type="character" w:customStyle="1" w:styleId="CommentTextChar">
+    <w:name w:val="Comment Text Char"/>
+    <w:basedOn w:val="DefaultParagraphFont"/>
+    <w:link w:val="CommentText"/>
     <w:uiPriority w:val="99"/>
     <w:semiHidden/>
     <w:rsid w:val="00A3604F"/>
@@ -5708,11 +5448,11 @@
       <w:szCs w:val="20"/>
     </w:rPr>
   </w:style>
-  <w:style w:type="paragraph" w:styleId="Asuntodelcomentario">
+  <w:style w:type="paragraph" w:styleId="CommentSubject">
     <w:name w:val="annotation subject"/>
-    <w:basedOn w:val="Textocomentario"/>
-    <w:next w:val="Textocomentario"/>
-    <w:link w:val="AsuntodelcomentarioCar"/>
+    <w:basedOn w:val="CommentText"/>
+    <w:next w:val="CommentText"/>
+    <w:link w:val="CommentSubjectChar"/>
     <w:uiPriority w:val="99"/>
     <w:semiHidden/>
     <w:unhideWhenUsed/>
@@ -5722,10 +5462,10 @@
       <w:bCs/>
     </w:rPr>
   </w:style>
-  <w:style w:type="character" w:customStyle="1" w:styleId="AsuntodelcomentarioCar">
-    <w:name w:val="Asunto del comentario Car"/>
-    <w:basedOn w:val="TextocomentarioCar"/>
-    <w:link w:val="Asuntodelcomentario"/>
+  <w:style w:type="character" w:customStyle="1" w:styleId="CommentSubjectChar">
+    <w:name w:val="Comment Subject Char"/>
+    <w:basedOn w:val="CommentTextChar"/>
+    <w:link w:val="CommentSubject"/>
     <w:uiPriority w:val="99"/>
     <w:semiHidden/>
     <w:rsid w:val="00A3604F"/>
@@ -5736,10 +5476,10 @@
       <w:szCs w:val="20"/>
     </w:rPr>
   </w:style>
-  <w:style w:type="character" w:customStyle="1" w:styleId="Ttulo4Car">
-    <w:name w:val="Título 4 Car"/>
-    <w:basedOn w:val="Fuentedeprrafopredeter"/>
-    <w:link w:val="Ttulo4"/>
+  <w:style w:type="character" w:customStyle="1" w:styleId="Heading4Char">
+    <w:name w:val="Heading 4 Char"/>
+    <w:basedOn w:val="DefaultParagraphFont"/>
+    <w:link w:val="Heading4"/>
     <w:uiPriority w:val="9"/>
     <w:rsid w:val="00C61DE5"/>
     <w:rPr>
@@ -5749,10 +5489,10 @@
       <w:color w:val="365F91" w:themeColor="accent1" w:themeShade="BF"/>
     </w:rPr>
   </w:style>
-  <w:style w:type="character" w:customStyle="1" w:styleId="Ttulo5Car">
-    <w:name w:val="Título 5 Car"/>
-    <w:basedOn w:val="Fuentedeprrafopredeter"/>
-    <w:link w:val="Ttulo5"/>
+  <w:style w:type="character" w:customStyle="1" w:styleId="Heading5Char">
+    <w:name w:val="Heading 5 Char"/>
+    <w:basedOn w:val="DefaultParagraphFont"/>
+    <w:link w:val="Heading5"/>
     <w:uiPriority w:val="9"/>
     <w:semiHidden/>
     <w:rsid w:val="00C61DE5"/>
@@ -5761,10 +5501,10 @@
       <w:color w:val="365F91" w:themeColor="accent1" w:themeShade="BF"/>
     </w:rPr>
   </w:style>
-  <w:style w:type="character" w:customStyle="1" w:styleId="Ttulo6Car">
-    <w:name w:val="Título 6 Car"/>
-    <w:basedOn w:val="Fuentedeprrafopredeter"/>
-    <w:link w:val="Ttulo6"/>
+  <w:style w:type="character" w:customStyle="1" w:styleId="Heading6Char">
+    <w:name w:val="Heading 6 Char"/>
+    <w:basedOn w:val="DefaultParagraphFont"/>
+    <w:link w:val="Heading6"/>
     <w:uiPriority w:val="9"/>
     <w:semiHidden/>
     <w:rsid w:val="00C61DE5"/>
@@ -5773,10 +5513,10 @@
       <w:color w:val="243F60" w:themeColor="accent1" w:themeShade="7F"/>
     </w:rPr>
   </w:style>
-  <w:style w:type="character" w:customStyle="1" w:styleId="Ttulo7Car">
-    <w:name w:val="Título 7 Car"/>
-    <w:basedOn w:val="Fuentedeprrafopredeter"/>
-    <w:link w:val="Ttulo7"/>
+  <w:style w:type="character" w:customStyle="1" w:styleId="Heading7Char">
+    <w:name w:val="Heading 7 Char"/>
+    <w:basedOn w:val="DefaultParagraphFont"/>
+    <w:link w:val="Heading7"/>
     <w:uiPriority w:val="9"/>
     <w:semiHidden/>
     <w:rsid w:val="00C61DE5"/>
@@ -5787,10 +5527,10 @@
       <w:color w:val="243F60" w:themeColor="accent1" w:themeShade="7F"/>
     </w:rPr>
   </w:style>
-  <w:style w:type="character" w:customStyle="1" w:styleId="Ttulo8Car">
-    <w:name w:val="Título 8 Car"/>
-    <w:basedOn w:val="Fuentedeprrafopredeter"/>
-    <w:link w:val="Ttulo8"/>
+  <w:style w:type="character" w:customStyle="1" w:styleId="Heading8Char">
+    <w:name w:val="Heading 8 Char"/>
+    <w:basedOn w:val="DefaultParagraphFont"/>
+    <w:link w:val="Heading8"/>
     <w:uiPriority w:val="9"/>
     <w:semiHidden/>
     <w:rsid w:val="00C61DE5"/>
@@ -5801,10 +5541,10 @@
       <w:szCs w:val="21"/>
     </w:rPr>
   </w:style>
-  <w:style w:type="character" w:customStyle="1" w:styleId="Ttulo9Car">
-    <w:name w:val="Título 9 Car"/>
-    <w:basedOn w:val="Fuentedeprrafopredeter"/>
-    <w:link w:val="Ttulo9"/>
+  <w:style w:type="character" w:customStyle="1" w:styleId="Heading9Char">
+    <w:name w:val="Heading 9 Char"/>
+    <w:basedOn w:val="DefaultParagraphFont"/>
+    <w:link w:val="Heading9"/>
     <w:uiPriority w:val="9"/>
     <w:semiHidden/>
     <w:rsid w:val="00C61DE5"/>
@@ -6006,6 +5746,8 @@
     <w:rsidRoot w:val="00960213"/>
     <w:rsid w:val="00041BCA"/>
     <w:rsid w:val="000609BA"/>
+    <w:rsid w:val="000D6134"/>
+    <w:rsid w:val="000E73F4"/>
     <w:rsid w:val="00194DF5"/>
     <w:rsid w:val="001B14B7"/>
     <w:rsid w:val="00230D02"/>
@@ -6444,13 +6186,13 @@
     <w:qFormat/>
     <w:rsid w:val="00BD2436"/>
   </w:style>
-  <w:style w:type="character" w:default="1" w:styleId="Fuentedeprrafopredeter">
+  <w:style w:type="character" w:default="1" w:styleId="DefaultParagraphFont">
     <w:name w:val="Default Paragraph Font"/>
     <w:uiPriority w:val="1"/>
     <w:semiHidden/>
     <w:unhideWhenUsed/>
   </w:style>
-  <w:style w:type="table" w:default="1" w:styleId="Tablanormal">
+  <w:style w:type="table" w:default="1" w:styleId="TableNormal">
     <w:name w:val="Normal Table"/>
     <w:uiPriority w:val="99"/>
     <w:semiHidden/>
@@ -6465,7 +6207,7 @@
       </w:tblCellMar>
     </w:tblPr>
   </w:style>
-  <w:style w:type="numbering" w:default="1" w:styleId="Sinlista">
+  <w:style w:type="numbering" w:default="1" w:styleId="NoList">
     <w:name w:val="No List"/>
     <w:uiPriority w:val="99"/>
     <w:semiHidden/>
@@ -6783,7 +6525,12 @@
 </file>
 
 <file path=customXml/item2.xml><?xml version="1.0" encoding="utf-8"?>
-<b:Sources xmlns:b="http://schemas.openxmlformats.org/officeDocument/2006/bibliography" xmlns="http://schemas.openxmlformats.org/officeDocument/2006/bibliography" SelectedStyle="\APA.XSL" StyleName="APA"/>
+<?mso-contentType ?>
+<FormTemplates xmlns="http://schemas.microsoft.com/sharepoint/v3/contenttype/forms">
+  <Display>DocumentLibraryForm</Display>
+  <Edit>DocumentLibraryForm</Edit>
+  <New>DocumentLibraryForm</New>
+</FormTemplates>
 </file>
 
 <file path=customXml/item3.xml><?xml version="1.0" encoding="utf-8"?>
@@ -6797,12 +6544,7 @@
 </file>
 
 <file path=customXml/item4.xml><?xml version="1.0" encoding="utf-8"?>
-<?mso-contentType ?>
-<FormTemplates xmlns="http://schemas.microsoft.com/sharepoint/v3/contenttype/forms">
-  <Display>DocumentLibraryForm</Display>
-  <Edit>DocumentLibraryForm</Edit>
-  <New>DocumentLibraryForm</New>
-</FormTemplates>
+<b:Sources xmlns:b="http://schemas.openxmlformats.org/officeDocument/2006/bibliography" xmlns="http://schemas.openxmlformats.org/officeDocument/2006/bibliography" SelectedStyle="\APA.XSL" StyleName="APA"/>
 </file>
 
 <file path=customXml/item5.xml><?xml version="1.0" encoding="utf-8"?>
@@ -7031,9 +6773,9 @@
 </file>
 
 <file path=customXml/itemProps2.xml><?xml version="1.0" encoding="utf-8"?>
-<ds:datastoreItem xmlns:ds="http://schemas.openxmlformats.org/officeDocument/2006/customXml" ds:itemID="{BD6EC776-6679-4C69-98E3-6D068EA0A3C9}">
+<ds:datastoreItem xmlns:ds="http://schemas.openxmlformats.org/officeDocument/2006/customXml" ds:itemID="{EE9AAF0E-D63F-459F-A0FB-CDCE9F728F33}">
   <ds:schemaRefs>
-    <ds:schemaRef ds:uri="http://schemas.openxmlformats.org/officeDocument/2006/bibliography"/>
+    <ds:schemaRef ds:uri="http://schemas.microsoft.com/sharepoint/v3/contenttype/forms"/>
   </ds:schemaRefs>
 </ds:datastoreItem>
 </file>
@@ -7049,9 +6791,9 @@
 </file>
 
 <file path=customXml/itemProps4.xml><?xml version="1.0" encoding="utf-8"?>
-<ds:datastoreItem xmlns:ds="http://schemas.openxmlformats.org/officeDocument/2006/customXml" ds:itemID="{EE9AAF0E-D63F-459F-A0FB-CDCE9F728F33}">
+<ds:datastoreItem xmlns:ds="http://schemas.openxmlformats.org/officeDocument/2006/customXml" ds:itemID="{BD6EC776-6679-4C69-98E3-6D068EA0A3C9}">
   <ds:schemaRefs>
-    <ds:schemaRef ds:uri="http://schemas.microsoft.com/sharepoint/v3/contenttype/forms"/>
+    <ds:schemaRef ds:uri="http://schemas.openxmlformats.org/officeDocument/2006/bibliography"/>
   </ds:schemaRefs>
 </ds:datastoreItem>
 </file>
